--- a/docs/BYYEAR/Расстреляны_1930.docx
+++ b/docs/BYYEAR/Расстреляны_1930.docx
@@ -121,6 +121,19 @@
           <w:bCs/>
           <w:sz w:val="18"/>
           <w:szCs w:val="18"/>
+          <w:lang w:val="ru-RU"/>
+        </w:rPr>
+      </w:pPr>
+    </w:p>
+    <w:p>
+      <w:pPr>
+        <w:jc w:val="center"/>
+        <w:rPr>
+          <w:rFonts w:ascii="Arial" w:hAnsi="Arial" w:cs="Arial"/>
+          <w:b/>
+          <w:bCs/>
+          <w:sz w:val="18"/>
+          <w:szCs w:val="18"/>
         </w:rPr>
       </w:pPr>
       <w:r>
@@ -182,6 +195,12 @@
         <w:tc>
           <w:tcPr>
             <w:tcW w:w="9350" w:type="dxa"/>
+            <w:tcBorders>
+              <w:top w:val="nil"/>
+              <w:left w:val="nil"/>
+              <w:bottom w:val="nil"/>
+              <w:right w:val="nil"/>
+            </w:tcBorders>
           </w:tcPr>
           <w:p>
             <w:pPr>
@@ -236,7 +255,25 @@
                 <w:szCs w:val="16"/>
                 <w:lang w:val="ru-RU"/>
               </w:rPr>
-              <w:t xml:space="preserve">Данный расстрельный список составлен на основе открытых и доступных на </w:t>
+              <w:t xml:space="preserve">Данный расстрельный список составлен на основе открытых и доступных </w:t>
+            </w:r>
+            <w:r>
+              <w:rPr>
+                <w:rFonts w:ascii="Arial" w:hAnsi="Arial" w:cs="Arial"/>
+                <w:sz w:val="16"/>
+                <w:szCs w:val="16"/>
+                <w:lang w:val="ru-RU"/>
+              </w:rPr>
+              <w:t>в</w:t>
+            </w:r>
+            <w:r>
+              <w:rPr>
+                <w:rFonts w:ascii="Arial" w:hAnsi="Arial" w:cs="Arial"/>
+                <w:sz w:val="16"/>
+                <w:szCs w:val="16"/>
+                <w:lang w:val="ru-RU"/>
+              </w:rPr>
+              <w:t xml:space="preserve"> </w:t>
             </w:r>
             <w:r>
               <w:rPr>
@@ -263,7 +300,16 @@
                 <w:szCs w:val="16"/>
                 <w:lang w:val="ru-RU"/>
               </w:rPr>
-              <w:t>Источник</w:t>
+              <w:t>и</w:t>
+            </w:r>
+            <w:r>
+              <w:rPr>
+                <w:rFonts w:ascii="Arial" w:hAnsi="Arial" w:cs="Arial"/>
+                <w:sz w:val="16"/>
+                <w:szCs w:val="16"/>
+                <w:lang w:val="ru-RU"/>
+              </w:rPr>
+              <w:t>сточник</w:t>
             </w:r>
             <w:r>
               <w:rPr>
@@ -287,23 +333,11 @@
             <w:r>
               <w:rPr>
                 <w:rFonts w:ascii="Arial" w:hAnsi="Arial" w:cs="Arial"/>
-                <w:b/>
-                <w:bCs/>
-                <w:sz w:val="16"/>
-                <w:szCs w:val="16"/>
-                <w:u w:val="single"/>
-                <w:lang w:val="ru-RU"/>
-              </w:rPr>
-              <w:t>Возрастной разброс</w:t>
-            </w:r>
-            <w:r>
-              <w:rPr>
-                <w:rFonts w:ascii="Arial" w:hAnsi="Arial" w:cs="Arial"/>
-                <w:sz w:val="16"/>
-                <w:szCs w:val="16"/>
-                <w:lang w:val="ru-RU"/>
-              </w:rPr>
-              <w:t>: 21 – 71 год; Возраст известен – 6</w:t>
+                <w:sz w:val="16"/>
+                <w:szCs w:val="16"/>
+                <w:lang w:val="ru-RU"/>
+              </w:rPr>
+              <w:t>Возрастной разброс: 21 – 71 год; Возраст известен – 6</w:t>
             </w:r>
             <w:r>
               <w:rPr>
@@ -336,23 +370,11 @@
             <w:r>
               <w:rPr>
                 <w:rFonts w:ascii="Arial" w:hAnsi="Arial" w:cs="Arial"/>
-                <w:b/>
-                <w:bCs/>
-                <w:sz w:val="16"/>
-                <w:szCs w:val="16"/>
-                <w:u w:val="single"/>
-                <w:lang w:val="ru-RU"/>
-              </w:rPr>
-              <w:t>Национальность</w:t>
-            </w:r>
-            <w:r>
-              <w:rPr>
-                <w:rFonts w:ascii="Arial" w:hAnsi="Arial" w:cs="Arial"/>
-                <w:sz w:val="16"/>
-                <w:szCs w:val="16"/>
-                <w:lang w:val="ru-RU"/>
-              </w:rPr>
-              <w:t xml:space="preserve"> известна у </w:t>
+                <w:sz w:val="16"/>
+                <w:szCs w:val="16"/>
+                <w:lang w:val="ru-RU"/>
+              </w:rPr>
+              <w:t xml:space="preserve">Национальность известна у </w:t>
             </w:r>
             <w:r>
               <w:rPr>
@@ -406,16 +428,7 @@
                 <w:szCs w:val="16"/>
                 <w:lang w:val="ru-RU"/>
               </w:rPr>
-              <w:t xml:space="preserve"> женщин из них: </w:t>
-            </w:r>
-            <w:r>
-              <w:rPr>
-                <w:rFonts w:ascii="Arial" w:hAnsi="Arial" w:cs="Arial"/>
-                <w:sz w:val="16"/>
-                <w:szCs w:val="16"/>
-                <w:lang w:val="ru-RU"/>
-              </w:rPr>
-              <w:t xml:space="preserve"> </w:t>
+              <w:t xml:space="preserve"> женщин из них:  </w:t>
             </w:r>
           </w:p>
           <w:p>
@@ -452,16 +465,7 @@
                 <w:szCs w:val="16"/>
                 <w:lang w:val="ru-RU"/>
               </w:rPr>
-              <w:t xml:space="preserve"> женщин могут быть условно русскими (по имени, фамилии и отчеству)</w:t>
-            </w:r>
-            <w:r>
-              <w:rPr>
-                <w:rFonts w:ascii="Arial" w:hAnsi="Arial" w:cs="Arial"/>
-                <w:sz w:val="16"/>
-                <w:szCs w:val="16"/>
-                <w:lang w:val="ru-RU"/>
-              </w:rPr>
-              <w:t>.</w:t>
+              <w:t xml:space="preserve"> женщин могут быть условно русскими (по имени, фамилии и отчеству).</w:t>
             </w:r>
           </w:p>
           <w:p>
@@ -490,25 +494,7 @@
                 <w:szCs w:val="16"/>
                 <w:lang w:val="ru-RU"/>
               </w:rPr>
-              <w:t>36</w:t>
-            </w:r>
-            <w:r>
-              <w:rPr>
-                <w:rFonts w:ascii="Arial" w:hAnsi="Arial" w:cs="Arial"/>
-                <w:sz w:val="16"/>
-                <w:szCs w:val="16"/>
-                <w:lang w:val="ru-RU"/>
-              </w:rPr>
-              <w:t>-</w:t>
-            </w:r>
-            <w:r>
-              <w:rPr>
-                <w:rFonts w:ascii="Arial" w:hAnsi="Arial" w:cs="Arial"/>
-                <w:sz w:val="16"/>
-                <w:szCs w:val="16"/>
-                <w:lang w:val="ru-RU"/>
-              </w:rPr>
-              <w:t>40</w:t>
+              <w:t>36-40</w:t>
             </w:r>
             <w:proofErr w:type="gramEnd"/>
             <w:r>
@@ -518,16 +504,7 @@
                 <w:szCs w:val="16"/>
                 <w:lang w:val="ru-RU"/>
               </w:rPr>
-              <w:t xml:space="preserve"> лет – 12 жертв</w:t>
-            </w:r>
-            <w:r>
-              <w:rPr>
-                <w:rFonts w:ascii="Arial" w:hAnsi="Arial" w:cs="Arial"/>
-                <w:sz w:val="16"/>
-                <w:szCs w:val="16"/>
-                <w:lang w:val="ru-RU"/>
-              </w:rPr>
-              <w:t>.</w:t>
+              <w:t xml:space="preserve"> лет – 12 жертв.</w:t>
             </w:r>
           </w:p>
           <w:p>
@@ -542,33 +519,11 @@
             <w:r>
               <w:rPr>
                 <w:rFonts w:ascii="Arial" w:hAnsi="Arial" w:cs="Arial"/>
-                <w:b/>
-                <w:bCs/>
-                <w:sz w:val="16"/>
-                <w:szCs w:val="16"/>
-                <w:u w:val="single"/>
-                <w:lang w:val="ru-RU"/>
-              </w:rPr>
-              <w:t>Партийность</w:t>
-            </w:r>
-            <w:r>
-              <w:rPr>
-                <w:rFonts w:ascii="Arial" w:hAnsi="Arial" w:cs="Arial"/>
-                <w:sz w:val="16"/>
-                <w:szCs w:val="16"/>
-                <w:u w:val="single"/>
-                <w:lang w:val="ru-RU"/>
-              </w:rPr>
-              <w:t>:</w:t>
-            </w:r>
-            <w:r>
-              <w:rPr>
-                <w:rFonts w:ascii="Arial" w:hAnsi="Arial" w:cs="Arial"/>
-                <w:sz w:val="16"/>
-                <w:szCs w:val="16"/>
-                <w:lang w:val="ru-RU"/>
-              </w:rPr>
-              <w:t xml:space="preserve"> Беспартийные – 15 (22%), </w:t>
+                <w:sz w:val="16"/>
+                <w:szCs w:val="16"/>
+                <w:lang w:val="ru-RU"/>
+              </w:rPr>
+              <w:t xml:space="preserve">Партийность: Беспартийные – 15 (22%), </w:t>
             </w:r>
           </w:p>
           <w:p>
@@ -585,34 +540,11 @@
             <w:r>
               <w:rPr>
                 <w:rFonts w:ascii="Arial" w:hAnsi="Arial" w:cs="Arial"/>
-                <w:b/>
-                <w:bCs/>
-                <w:sz w:val="16"/>
-                <w:szCs w:val="16"/>
-                <w:u w:val="single"/>
-                <w:lang w:val="ru-RU"/>
-              </w:rPr>
-              <w:t>Образование:</w:t>
-            </w:r>
-            <w:r>
-              <w:rPr>
-                <w:rFonts w:ascii="Arial" w:hAnsi="Arial" w:cs="Arial"/>
-                <w:b/>
-                <w:bCs/>
-                <w:sz w:val="16"/>
-                <w:szCs w:val="16"/>
-                <w:lang w:val="ru-RU"/>
-              </w:rPr>
-              <w:t xml:space="preserve"> </w:t>
-            </w:r>
-            <w:r>
-              <w:rPr>
-                <w:rFonts w:ascii="Arial" w:hAnsi="Arial" w:cs="Arial"/>
-                <w:sz w:val="16"/>
-                <w:szCs w:val="16"/>
-                <w:lang w:val="ru-RU"/>
-              </w:rPr>
-              <w:t>начальное – 9; неграмотная – 10; малограмотная – 2; среднее – 1,</w:t>
+                <w:sz w:val="16"/>
+                <w:szCs w:val="16"/>
+                <w:lang w:val="ru-RU"/>
+              </w:rPr>
+              <w:t>Образование: начальное – 9; неграмотная – 10; малограмотная – 2; среднее – 1,</w:t>
             </w:r>
           </w:p>
           <w:p>
@@ -627,41 +559,92 @@
             <w:r>
               <w:rPr>
                 <w:rFonts w:ascii="Arial" w:hAnsi="Arial" w:cs="Arial"/>
-                <w:b/>
-                <w:bCs/>
-                <w:sz w:val="16"/>
-                <w:szCs w:val="16"/>
-                <w:u w:val="single"/>
-                <w:lang w:val="ru-RU"/>
-              </w:rPr>
-              <w:t>Социальная страта/Профессия</w:t>
-            </w:r>
-            <w:r>
-              <w:rPr>
-                <w:rFonts w:ascii="Arial" w:hAnsi="Arial" w:cs="Arial"/>
-                <w:sz w:val="16"/>
-                <w:szCs w:val="16"/>
-                <w:lang w:val="ru-RU"/>
-              </w:rPr>
-              <w:t xml:space="preserve">: </w:t>
-            </w:r>
-            <w:r>
-              <w:rPr>
-                <w:rFonts w:ascii="Arial" w:eastAsia="Arial" w:hAnsi="Arial" w:cs="Arial"/>
-                <w:sz w:val="16"/>
-                <w:szCs w:val="16"/>
-                <w:lang w:val="ru-RU"/>
-              </w:rPr>
-              <w:t>Д</w:t>
-            </w:r>
-            <w:r>
-              <w:rPr>
-                <w:rFonts w:ascii="Arial" w:hAnsi="Arial" w:cs="Arial"/>
-                <w:sz w:val="16"/>
-                <w:szCs w:val="16"/>
-                <w:lang w:val="ru-RU"/>
-              </w:rPr>
-              <w:t xml:space="preserve">омохозяйка – 12; крестьянка/единоличница – 12; Служители культа/монахини – 10; БОЗ – 3; учитель – 1; </w:t>
+                <w:sz w:val="16"/>
+                <w:szCs w:val="16"/>
+                <w:lang w:val="ru-RU"/>
+              </w:rPr>
+              <w:t>Социальная страта/Профессия:</w:t>
+            </w:r>
+            <w:r>
+              <w:rPr>
+                <w:rFonts w:ascii="Arial" w:hAnsi="Arial" w:cs="Arial"/>
+                <w:sz w:val="16"/>
+                <w:szCs w:val="16"/>
+                <w:lang w:val="ru-RU"/>
+              </w:rPr>
+              <w:t xml:space="preserve"> </w:t>
+            </w:r>
+            <w:r>
+              <w:rPr>
+                <w:rFonts w:ascii="Arial" w:hAnsi="Arial" w:cs="Arial"/>
+                <w:sz w:val="16"/>
+                <w:szCs w:val="16"/>
+                <w:lang w:val="ru-RU"/>
+              </w:rPr>
+              <w:t>д</w:t>
+            </w:r>
+            <w:r>
+              <w:rPr>
+                <w:rFonts w:ascii="Arial" w:hAnsi="Arial" w:cs="Arial"/>
+                <w:sz w:val="16"/>
+                <w:szCs w:val="16"/>
+                <w:lang w:val="ru-RU"/>
+              </w:rPr>
+              <w:t>омохозяйка – 12; крестьянка/единоличница – 12; Служител</w:t>
+            </w:r>
+            <w:r>
+              <w:rPr>
+                <w:rFonts w:ascii="Arial" w:hAnsi="Arial" w:cs="Arial"/>
+                <w:sz w:val="16"/>
+                <w:szCs w:val="16"/>
+                <w:lang w:val="ru-RU"/>
+              </w:rPr>
+              <w:t>ь</w:t>
+            </w:r>
+            <w:r>
+              <w:rPr>
+                <w:rFonts w:ascii="Arial" w:hAnsi="Arial" w:cs="Arial"/>
+                <w:sz w:val="16"/>
+                <w:szCs w:val="16"/>
+                <w:lang w:val="ru-RU"/>
+              </w:rPr>
+              <w:t xml:space="preserve"> культа/монахин</w:t>
+            </w:r>
+            <w:r>
+              <w:rPr>
+                <w:rFonts w:ascii="Arial" w:hAnsi="Arial" w:cs="Arial"/>
+                <w:sz w:val="16"/>
+                <w:szCs w:val="16"/>
+                <w:lang w:val="ru-RU"/>
+              </w:rPr>
+              <w:t>я</w:t>
+            </w:r>
+            <w:r>
+              <w:rPr>
+                <w:rFonts w:ascii="Arial" w:hAnsi="Arial" w:cs="Arial"/>
+                <w:sz w:val="16"/>
+                <w:szCs w:val="16"/>
+                <w:lang w:val="ru-RU"/>
+              </w:rPr>
+              <w:t xml:space="preserve"> – 10; БОЗ – 3; учитель</w:t>
+            </w:r>
+            <w:r>
+              <w:rPr>
+                <w:rFonts w:ascii="Arial" w:hAnsi="Arial" w:cs="Arial"/>
+                <w:sz w:val="16"/>
+                <w:szCs w:val="16"/>
+                <w:lang w:val="ru-RU"/>
+              </w:rPr>
+              <w:t>ница</w:t>
+            </w:r>
+            <w:r>
+              <w:rPr>
+                <w:rFonts w:ascii="Arial" w:hAnsi="Arial" w:cs="Arial"/>
+                <w:sz w:val="16"/>
+                <w:szCs w:val="16"/>
+                <w:lang w:val="ru-RU"/>
+              </w:rPr>
+              <w:t xml:space="preserve"> – 1; </w:t>
             </w:r>
           </w:p>
           <w:p>
@@ -687,39 +670,49 @@
             <w:pPr>
               <w:rPr>
                 <w:rFonts w:ascii="Arial" w:hAnsi="Arial" w:cs="Arial"/>
+                <w:sz w:val="16"/>
+                <w:szCs w:val="16"/>
+                <w:lang w:val="ru-RU"/>
+              </w:rPr>
+            </w:pPr>
+            <w:r>
+              <w:rPr>
+                <w:rFonts w:ascii="Arial" w:hAnsi="Arial" w:cs="Arial"/>
+                <w:sz w:val="16"/>
+                <w:szCs w:val="16"/>
+                <w:lang w:val="ru-RU"/>
+              </w:rPr>
+              <w:t xml:space="preserve">50 (74%) </w:t>
+            </w:r>
+            <w:r>
+              <w:rPr>
+                <w:rFonts w:ascii="Arial" w:hAnsi="Arial" w:cs="Arial"/>
+                <w:sz w:val="16"/>
+                <w:szCs w:val="16"/>
+                <w:lang w:val="ru-RU"/>
+              </w:rPr>
+              <w:t>–</w:t>
+            </w:r>
+            <w:r>
+              <w:rPr>
+                <w:rFonts w:ascii="Arial" w:hAnsi="Arial" w:cs="Arial"/>
+                <w:sz w:val="16"/>
+                <w:szCs w:val="16"/>
+                <w:lang w:val="ru-RU"/>
+              </w:rPr>
+              <w:t xml:space="preserve"> реабилитированы</w:t>
+            </w:r>
+          </w:p>
+          <w:p>
+            <w:pPr>
+              <w:rPr>
+                <w:rFonts w:ascii="Arial" w:hAnsi="Arial" w:cs="Arial"/>
                 <w:b/>
                 <w:bCs/>
                 <w:sz w:val="18"/>
                 <w:szCs w:val="18"/>
               </w:rPr>
             </w:pPr>
-            <w:r>
-              <w:rPr>
-                <w:rFonts w:ascii="Arial" w:hAnsi="Arial" w:cs="Arial"/>
-                <w:sz w:val="16"/>
-                <w:szCs w:val="16"/>
-                <w:lang w:val="ru-RU"/>
-              </w:rPr>
-              <w:t xml:space="preserve">50 (74%) </w:t>
-            </w:r>
-            <w:r>
-              <w:rPr>
-                <w:rFonts w:ascii="Arial" w:hAnsi="Arial" w:cs="Arial"/>
-                <w:sz w:val="16"/>
-                <w:szCs w:val="16"/>
-                <w:lang w:val="ru-RU"/>
-              </w:rPr>
-              <w:t>–</w:t>
-            </w:r>
-            <w:r>
-              <w:rPr>
-                <w:rFonts w:ascii="Arial" w:hAnsi="Arial" w:cs="Arial"/>
-                <w:sz w:val="16"/>
-                <w:szCs w:val="16"/>
-                <w:lang w:val="ru-RU"/>
-              </w:rPr>
-              <w:t xml:space="preserve"> реабилитированы</w:t>
-            </w:r>
           </w:p>
         </w:tc>
       </w:tr>
@@ -2462,6 +2455,7 @@
                 <w:szCs w:val="16"/>
                 <w:lang w:val="ru-RU"/>
               </w:rPr>
+              <w:lastRenderedPageBreak/>
               <w:t>Источник</w:t>
             </w:r>
             <w:r>
@@ -2534,6 +2528,7 @@
                 <w:szCs w:val="16"/>
                 <w:lang w:val="ru-RU"/>
               </w:rPr>
+              <w:lastRenderedPageBreak/>
               <w:t xml:space="preserve">Борзунова Надежда </w:t>
             </w:r>
             <w:proofErr w:type="gramStart"/>
@@ -2583,7 +2578,6 @@
                 <w:szCs w:val="16"/>
                 <w:lang w:val="ru-RU"/>
               </w:rPr>
-              <w:lastRenderedPageBreak/>
               <w:t>Родилась</w:t>
             </w:r>
             <w:r>
@@ -2854,7 +2848,6 @@
                 <w:szCs w:val="16"/>
                 <w:lang w:val="ru-RU"/>
               </w:rPr>
-              <w:lastRenderedPageBreak/>
               <w:t xml:space="preserve">Бугаева Наталья </w:t>
             </w:r>
             <w:proofErr w:type="gramStart"/>
@@ -6655,6 +6648,7 @@
                 <w:szCs w:val="16"/>
                 <w:lang w:val="ru-RU"/>
               </w:rPr>
+              <w:lastRenderedPageBreak/>
               <w:t xml:space="preserve">Жаркова Лукерья </w:t>
             </w:r>
             <w:proofErr w:type="gramStart"/>
@@ -6705,7 +6699,6 @@
                 <w:szCs w:val="16"/>
                 <w:lang w:val="ru-RU"/>
               </w:rPr>
-              <w:lastRenderedPageBreak/>
               <w:t>Родилась</w:t>
             </w:r>
             <w:r>
@@ -6902,7 +6895,6 @@
                 <w:szCs w:val="16"/>
                 <w:lang w:val="ru-RU"/>
               </w:rPr>
-              <w:lastRenderedPageBreak/>
               <w:t xml:space="preserve">Жердева Мария </w:t>
             </w:r>
             <w:proofErr w:type="gramStart"/>
@@ -9544,9 +9536,6 @@
               <w:instrText>=126605"</w:instrText>
             </w:r>
             <w:r>
-              <w:rPr>
-                <w:rFonts w:hint="eastAsia"/>
-              </w:rPr>
               <w:fldChar w:fldCharType="separate"/>
             </w:r>
             <w:r>
@@ -14086,9 +14075,6 @@
               <w:instrText>=19650"</w:instrText>
             </w:r>
             <w:r>
-              <w:rPr>
-                <w:rFonts w:hint="eastAsia"/>
-              </w:rPr>
               <w:fldChar w:fldCharType="separate"/>
             </w:r>
             <w:r>
@@ -14495,9 +14481,6 @@
               <w:instrText>=20655"</w:instrText>
             </w:r>
             <w:r>
-              <w:rPr>
-                <w:rFonts w:hint="eastAsia"/>
-              </w:rPr>
               <w:fldChar w:fldCharType="separate"/>
             </w:r>
             <w:r>

--- a/docs/BYYEAR/Расстреляны_1930.docx
+++ b/docs/BYYEAR/Расстреляны_1930.docx
@@ -337,7 +337,16 @@
                 <w:szCs w:val="16"/>
                 <w:lang w:val="ru-RU"/>
               </w:rPr>
-              <w:t>Возрастной разброс: 21 – 71 год; Возраст известен – 6</w:t>
+              <w:t>Возрастной разброс: 21 – 71 год</w:t>
+            </w:r>
+            <w:r>
+              <w:rPr>
+                <w:rFonts w:ascii="Arial" w:hAnsi="Arial" w:cs="Arial"/>
+                <w:sz w:val="16"/>
+                <w:szCs w:val="16"/>
+                <w:lang w:val="ru-RU"/>
+              </w:rPr>
+              <w:t>; Возраст известен – 6</w:t>
             </w:r>
             <w:r>
               <w:rPr>
@@ -410,7 +419,25 @@
                 <w:szCs w:val="16"/>
                 <w:lang w:val="ru-RU"/>
               </w:rPr>
-              <w:t>22; украинки – 6; белоруски – 5; польки – 3; эстонки – 2; латышка – 1;  саха – 1; Национальность неизвестна у 2</w:t>
+              <w:t xml:space="preserve">22; украинки – 6; белоруски – 5; польки – 3; эстонки – 2; латышка – 1;  саха – 1; </w:t>
+            </w:r>
+            <w:r>
+              <w:rPr>
+                <w:rFonts w:ascii="Arial" w:hAnsi="Arial" w:cs="Arial"/>
+                <w:sz w:val="16"/>
+                <w:szCs w:val="16"/>
+                <w:lang w:val="ru-RU"/>
+              </w:rPr>
+              <w:t>н</w:t>
+            </w:r>
+            <w:r>
+              <w:rPr>
+                <w:rFonts w:ascii="Arial" w:hAnsi="Arial" w:cs="Arial"/>
+                <w:sz w:val="16"/>
+                <w:szCs w:val="16"/>
+                <w:lang w:val="ru-RU"/>
+              </w:rPr>
+              <w:t>ациональность неизвестна у 2</w:t>
             </w:r>
             <w:r>
               <w:rPr>
@@ -428,7 +455,25 @@
                 <w:szCs w:val="16"/>
                 <w:lang w:val="ru-RU"/>
               </w:rPr>
-              <w:t xml:space="preserve"> женщин из них:  </w:t>
+              <w:t xml:space="preserve"> женщин из них: 2</w:t>
+            </w:r>
+            <w:r>
+              <w:rPr>
+                <w:rFonts w:ascii="Arial" w:hAnsi="Arial" w:cs="Arial"/>
+                <w:sz w:val="16"/>
+                <w:szCs w:val="16"/>
+                <w:lang w:val="ru-RU"/>
+              </w:rPr>
+              <w:t>5</w:t>
+            </w:r>
+            <w:r>
+              <w:rPr>
+                <w:rFonts w:ascii="Arial" w:hAnsi="Arial" w:cs="Arial"/>
+                <w:sz w:val="16"/>
+                <w:szCs w:val="16"/>
+                <w:lang w:val="ru-RU"/>
+              </w:rPr>
+              <w:t xml:space="preserve"> женщин могут быть условно русскими (по имени, фамилии и отчеству).</w:t>
             </w:r>
           </w:p>
           <w:p>
@@ -447,25 +492,27 @@
                 <w:szCs w:val="16"/>
                 <w:lang w:val="ru-RU"/>
               </w:rPr>
-              <w:t>2</w:t>
-            </w:r>
-            <w:r>
-              <w:rPr>
-                <w:rFonts w:ascii="Arial" w:hAnsi="Arial" w:cs="Arial"/>
-                <w:sz w:val="16"/>
-                <w:szCs w:val="16"/>
-                <w:lang w:val="ru-RU"/>
-              </w:rPr>
-              <w:t>5</w:t>
-            </w:r>
-            <w:r>
-              <w:rPr>
-                <w:rFonts w:ascii="Arial" w:hAnsi="Arial" w:cs="Arial"/>
-                <w:sz w:val="16"/>
-                <w:szCs w:val="16"/>
-                <w:lang w:val="ru-RU"/>
-              </w:rPr>
-              <w:t xml:space="preserve"> женщин могут быть условно русскими (по имени, фамилии и отчеству).</w:t>
+              <w:t xml:space="preserve">Максимальное число расстреляно в возрастной группе </w:t>
+            </w:r>
+            <w:proofErr w:type="gramStart"/>
+            <w:r>
+              <w:rPr>
+                <w:rFonts w:ascii="Arial" w:hAnsi="Arial" w:cs="Arial"/>
+                <w:sz w:val="16"/>
+                <w:szCs w:val="16"/>
+                <w:lang w:val="ru-RU"/>
+              </w:rPr>
+              <w:t>36-40</w:t>
+            </w:r>
+            <w:proofErr w:type="gramEnd"/>
+            <w:r>
+              <w:rPr>
+                <w:rFonts w:ascii="Arial" w:hAnsi="Arial" w:cs="Arial"/>
+                <w:sz w:val="16"/>
+                <w:szCs w:val="16"/>
+                <w:lang w:val="ru-RU"/>
+              </w:rPr>
+              <w:t xml:space="preserve"> лет – 12 жертв.</w:t>
             </w:r>
           </w:p>
           <w:p>
@@ -484,46 +531,16 @@
                 <w:szCs w:val="16"/>
                 <w:lang w:val="ru-RU"/>
               </w:rPr>
-              <w:t xml:space="preserve">Максимальное число расстреляно в возрастной группе </w:t>
-            </w:r>
-            <w:proofErr w:type="gramStart"/>
-            <w:r>
-              <w:rPr>
-                <w:rFonts w:ascii="Arial" w:hAnsi="Arial" w:cs="Arial"/>
-                <w:sz w:val="16"/>
-                <w:szCs w:val="16"/>
-                <w:lang w:val="ru-RU"/>
-              </w:rPr>
-              <w:t>36-40</w:t>
-            </w:r>
-            <w:proofErr w:type="gramEnd"/>
-            <w:r>
-              <w:rPr>
-                <w:rFonts w:ascii="Arial" w:hAnsi="Arial" w:cs="Arial"/>
-                <w:sz w:val="16"/>
-                <w:szCs w:val="16"/>
-                <w:lang w:val="ru-RU"/>
-              </w:rPr>
-              <w:t xml:space="preserve"> лет – 12 жертв.</w:t>
-            </w:r>
-          </w:p>
-          <w:p>
-            <w:pPr>
-              <w:rPr>
-                <w:rFonts w:ascii="Arial" w:hAnsi="Arial" w:cs="Arial"/>
-                <w:sz w:val="16"/>
-                <w:szCs w:val="16"/>
-                <w:lang w:val="ru-RU"/>
-              </w:rPr>
-            </w:pPr>
-            <w:r>
-              <w:rPr>
-                <w:rFonts w:ascii="Arial" w:hAnsi="Arial" w:cs="Arial"/>
-                <w:sz w:val="16"/>
-                <w:szCs w:val="16"/>
-                <w:lang w:val="ru-RU"/>
-              </w:rPr>
-              <w:t xml:space="preserve">Партийность: Беспартийные – 15 (22%), </w:t>
+              <w:t>Партийность</w:t>
+            </w:r>
+            <w:r>
+              <w:rPr>
+                <w:rFonts w:ascii="Arial" w:hAnsi="Arial" w:cs="Arial"/>
+                <w:sz w:val="16"/>
+                <w:szCs w:val="16"/>
+                <w:lang w:val="ru-RU"/>
+              </w:rPr>
+              <w:t xml:space="preserve">: Беспартийные – 15 (22%), </w:t>
             </w:r>
           </w:p>
           <w:p>
@@ -542,9 +559,19 @@
                 <w:rFonts w:ascii="Arial" w:hAnsi="Arial" w:cs="Arial"/>
                 <w:sz w:val="16"/>
                 <w:szCs w:val="16"/>
-                <w:lang w:val="ru-RU"/>
-              </w:rPr>
-              <w:t>Образование: начальное – 9; неграмотная – 10; малограмотная – 2; среднее – 1,</w:t>
+                <w:u w:val="single"/>
+                <w:lang w:val="ru-RU"/>
+              </w:rPr>
+              <w:t>Образование</w:t>
+            </w:r>
+            <w:r>
+              <w:rPr>
+                <w:rFonts w:ascii="Arial" w:hAnsi="Arial" w:cs="Arial"/>
+                <w:sz w:val="16"/>
+                <w:szCs w:val="16"/>
+                <w:lang w:val="ru-RU"/>
+              </w:rPr>
+              <w:t>: начальное – 9; неграмотная – 10; малограмотная – 2; среднее – 1,</w:t>
             </w:r>
           </w:p>
           <w:p>
@@ -561,9 +588,19 @@
                 <w:rFonts w:ascii="Arial" w:hAnsi="Arial" w:cs="Arial"/>
                 <w:sz w:val="16"/>
                 <w:szCs w:val="16"/>
-                <w:lang w:val="ru-RU"/>
-              </w:rPr>
-              <w:t>Социальная страта/Профессия:</w:t>
+                <w:u w:val="single"/>
+                <w:lang w:val="ru-RU"/>
+              </w:rPr>
+              <w:t>Социальная страта/Профессия</w:t>
+            </w:r>
+            <w:r>
+              <w:rPr>
+                <w:rFonts w:ascii="Arial" w:hAnsi="Arial" w:cs="Arial"/>
+                <w:sz w:val="16"/>
+                <w:szCs w:val="16"/>
+                <w:lang w:val="ru-RU"/>
+              </w:rPr>
+              <w:t>:</w:t>
             </w:r>
             <w:r>
               <w:rPr>
@@ -663,7 +700,25 @@
                 <w:szCs w:val="16"/>
                 <w:lang w:val="ru-RU"/>
               </w:rPr>
-              <w:t xml:space="preserve">51 (75%) – расстреляны по решению троек при ПП ОГПУ, </w:t>
+              <w:t>51 (7</w:t>
+            </w:r>
+            <w:r>
+              <w:rPr>
+                <w:rFonts w:ascii="Arial" w:hAnsi="Arial" w:cs="Arial"/>
+                <w:sz w:val="16"/>
+                <w:szCs w:val="16"/>
+                <w:lang w:val="ru-RU"/>
+              </w:rPr>
+              <w:t>4</w:t>
+            </w:r>
+            <w:r>
+              <w:rPr>
+                <w:rFonts w:ascii="Arial" w:hAnsi="Arial" w:cs="Arial"/>
+                <w:sz w:val="16"/>
+                <w:szCs w:val="16"/>
+                <w:lang w:val="ru-RU"/>
+              </w:rPr>
+              <w:t xml:space="preserve">%) – расстреляны по решению троек при ПП ОГПУ, </w:t>
             </w:r>
           </w:p>
           <w:p>
@@ -682,7 +737,25 @@
                 <w:szCs w:val="16"/>
                 <w:lang w:val="ru-RU"/>
               </w:rPr>
-              <w:t xml:space="preserve">50 (74%) </w:t>
+              <w:t>50 (7</w:t>
+            </w:r>
+            <w:r>
+              <w:rPr>
+                <w:rFonts w:ascii="Arial" w:hAnsi="Arial" w:cs="Arial"/>
+                <w:sz w:val="16"/>
+                <w:szCs w:val="16"/>
+                <w:lang w:val="ru-RU"/>
+              </w:rPr>
+              <w:t>3</w:t>
+            </w:r>
+            <w:r>
+              <w:rPr>
+                <w:rFonts w:ascii="Arial" w:hAnsi="Arial" w:cs="Arial"/>
+                <w:sz w:val="16"/>
+                <w:szCs w:val="16"/>
+                <w:lang w:val="ru-RU"/>
+              </w:rPr>
+              <w:t xml:space="preserve">%) </w:t>
             </w:r>
             <w:r>
               <w:rPr>
@@ -926,7 +999,6 @@
         <w:tc>
           <w:tcPr>
             <w:tcW w:w="10980" w:type="dxa"/>
-            <w:shd w:val="clear" w:color="auto" w:fill="auto"/>
             <w:vAlign w:val="center"/>
           </w:tcPr>
           <w:p>
@@ -1221,7 +1293,6 @@
         <w:tc>
           <w:tcPr>
             <w:tcW w:w="10980" w:type="dxa"/>
-            <w:shd w:val="clear" w:color="auto" w:fill="auto"/>
             <w:vAlign w:val="center"/>
           </w:tcPr>
           <w:p>
@@ -1546,7 +1617,6 @@
         <w:tc>
           <w:tcPr>
             <w:tcW w:w="10980" w:type="dxa"/>
-            <w:shd w:val="clear" w:color="auto" w:fill="auto"/>
             <w:vAlign w:val="center"/>
           </w:tcPr>
           <w:p>
@@ -1955,7 +2025,6 @@
         <w:tc>
           <w:tcPr>
             <w:tcW w:w="10980" w:type="dxa"/>
-            <w:shd w:val="clear" w:color="auto" w:fill="auto"/>
             <w:vAlign w:val="center"/>
           </w:tcPr>
           <w:p>
@@ -2283,7 +2352,6 @@
         <w:tc>
           <w:tcPr>
             <w:tcW w:w="10980" w:type="dxa"/>
-            <w:shd w:val="clear" w:color="auto" w:fill="auto"/>
             <w:vAlign w:val="center"/>
           </w:tcPr>
           <w:p>
@@ -2500,7 +2568,6 @@
         <w:tc>
           <w:tcPr>
             <w:tcW w:w="10980" w:type="dxa"/>
-            <w:shd w:val="clear" w:color="auto" w:fill="auto"/>
             <w:vAlign w:val="center"/>
           </w:tcPr>
           <w:p>
@@ -2817,7 +2884,6 @@
         <w:tc>
           <w:tcPr>
             <w:tcW w:w="10980" w:type="dxa"/>
-            <w:shd w:val="clear" w:color="auto" w:fill="auto"/>
             <w:vAlign w:val="center"/>
           </w:tcPr>
           <w:p>
@@ -3302,7 +3368,6 @@
         <w:tc>
           <w:tcPr>
             <w:tcW w:w="10980" w:type="dxa"/>
-            <w:shd w:val="clear" w:color="auto" w:fill="auto"/>
             <w:vAlign w:val="center"/>
           </w:tcPr>
           <w:p>
@@ -3583,7 +3648,6 @@
         <w:tc>
           <w:tcPr>
             <w:tcW w:w="10980" w:type="dxa"/>
-            <w:shd w:val="clear" w:color="auto" w:fill="auto"/>
             <w:vAlign w:val="center"/>
           </w:tcPr>
           <w:p>
@@ -3965,7 +4029,6 @@
         <w:tc>
           <w:tcPr>
             <w:tcW w:w="10980" w:type="dxa"/>
-            <w:shd w:val="clear" w:color="auto" w:fill="auto"/>
             <w:vAlign w:val="center"/>
           </w:tcPr>
           <w:p>
@@ -4245,7 +4308,6 @@
         <w:tc>
           <w:tcPr>
             <w:tcW w:w="10980" w:type="dxa"/>
-            <w:shd w:val="clear" w:color="auto" w:fill="auto"/>
             <w:vAlign w:val="center"/>
           </w:tcPr>
           <w:p>
@@ -4495,7 +4557,6 @@
         <w:tc>
           <w:tcPr>
             <w:tcW w:w="10980" w:type="dxa"/>
-            <w:shd w:val="clear" w:color="auto" w:fill="auto"/>
             <w:vAlign w:val="center"/>
           </w:tcPr>
           <w:p>
@@ -4747,7 +4808,6 @@
         <w:tc>
           <w:tcPr>
             <w:tcW w:w="10980" w:type="dxa"/>
-            <w:shd w:val="clear" w:color="auto" w:fill="auto"/>
             <w:vAlign w:val="center"/>
           </w:tcPr>
           <w:p>
@@ -5033,7 +5093,6 @@
         <w:tc>
           <w:tcPr>
             <w:tcW w:w="10980" w:type="dxa"/>
-            <w:shd w:val="clear" w:color="auto" w:fill="auto"/>
             <w:vAlign w:val="center"/>
           </w:tcPr>
           <w:p>
@@ -5288,7 +5347,6 @@
         <w:tc>
           <w:tcPr>
             <w:tcW w:w="10980" w:type="dxa"/>
-            <w:shd w:val="clear" w:color="auto" w:fill="auto"/>
             <w:vAlign w:val="center"/>
           </w:tcPr>
           <w:p>
@@ -5608,7 +5666,6 @@
         <w:tc>
           <w:tcPr>
             <w:tcW w:w="10980" w:type="dxa"/>
-            <w:shd w:val="clear" w:color="auto" w:fill="auto"/>
             <w:vAlign w:val="center"/>
           </w:tcPr>
           <w:p>
@@ -5991,7 +6048,6 @@
         <w:tc>
           <w:tcPr>
             <w:tcW w:w="10980" w:type="dxa"/>
-            <w:shd w:val="clear" w:color="auto" w:fill="auto"/>
             <w:vAlign w:val="center"/>
           </w:tcPr>
           <w:p>
@@ -6232,7 +6288,27 @@
                 <w:sz w:val="16"/>
                 <w:szCs w:val="16"/>
               </w:rPr>
-              <w:t xml:space="preserve">: Книга </w:t>
+              <w:t xml:space="preserve">: </w:t>
+            </w:r>
+            <w:proofErr w:type="spellStart"/>
+            <w:r>
+              <w:rPr>
+                <w:rFonts w:ascii="Arial" w:hAnsi="Arial" w:cs="Arial"/>
+                <w:i/>
+                <w:sz w:val="16"/>
+                <w:szCs w:val="16"/>
+              </w:rPr>
+              <w:t>Книга</w:t>
+            </w:r>
+            <w:proofErr w:type="spellEnd"/>
+            <w:r>
+              <w:rPr>
+                <w:rFonts w:ascii="Arial" w:hAnsi="Arial" w:cs="Arial"/>
+                <w:i/>
+                <w:sz w:val="16"/>
+                <w:szCs w:val="16"/>
+              </w:rPr>
+              <w:t xml:space="preserve"> </w:t>
             </w:r>
             <w:proofErr w:type="spellStart"/>
             <w:r>
@@ -6326,7 +6402,6 @@
         <w:tc>
           <w:tcPr>
             <w:tcW w:w="10980" w:type="dxa"/>
-            <w:shd w:val="clear" w:color="auto" w:fill="auto"/>
             <w:vAlign w:val="center"/>
           </w:tcPr>
           <w:p>
@@ -6619,7 +6694,6 @@
         <w:tc>
           <w:tcPr>
             <w:tcW w:w="10980" w:type="dxa"/>
-            <w:shd w:val="clear" w:color="auto" w:fill="auto"/>
             <w:vAlign w:val="center"/>
           </w:tcPr>
           <w:p>
@@ -6865,7 +6939,6 @@
         <w:tc>
           <w:tcPr>
             <w:tcW w:w="10980" w:type="dxa"/>
-            <w:shd w:val="clear" w:color="auto" w:fill="auto"/>
             <w:vAlign w:val="center"/>
           </w:tcPr>
           <w:p>
@@ -7123,7 +7196,6 @@
         <w:tc>
           <w:tcPr>
             <w:tcW w:w="10980" w:type="dxa"/>
-            <w:shd w:val="clear" w:color="auto" w:fill="auto"/>
             <w:vAlign w:val="center"/>
           </w:tcPr>
           <w:p>
@@ -7344,7 +7416,6 @@
         <w:tc>
           <w:tcPr>
             <w:tcW w:w="10980" w:type="dxa"/>
-            <w:shd w:val="clear" w:color="auto" w:fill="auto"/>
             <w:vAlign w:val="center"/>
           </w:tcPr>
           <w:p>
@@ -7619,7 +7690,6 @@
         <w:tc>
           <w:tcPr>
             <w:tcW w:w="10980" w:type="dxa"/>
-            <w:shd w:val="clear" w:color="auto" w:fill="auto"/>
             <w:vAlign w:val="center"/>
           </w:tcPr>
           <w:p>
@@ -7884,7 +7954,6 @@
         <w:tc>
           <w:tcPr>
             <w:tcW w:w="10980" w:type="dxa"/>
-            <w:shd w:val="clear" w:color="auto" w:fill="auto"/>
             <w:vAlign w:val="center"/>
           </w:tcPr>
           <w:p>
@@ -8171,7 +8240,6 @@
         <w:tc>
           <w:tcPr>
             <w:tcW w:w="10980" w:type="dxa"/>
-            <w:shd w:val="clear" w:color="auto" w:fill="auto"/>
             <w:vAlign w:val="center"/>
           </w:tcPr>
           <w:p>
@@ -8467,7 +8535,6 @@
         <w:tc>
           <w:tcPr>
             <w:tcW w:w="10980" w:type="dxa"/>
-            <w:shd w:val="clear" w:color="auto" w:fill="auto"/>
             <w:vAlign w:val="center"/>
           </w:tcPr>
           <w:p>
@@ -8813,7 +8880,6 @@
         <w:tc>
           <w:tcPr>
             <w:tcW w:w="10980" w:type="dxa"/>
-            <w:shd w:val="clear" w:color="auto" w:fill="auto"/>
             <w:vAlign w:val="center"/>
           </w:tcPr>
           <w:p>
@@ -9156,7 +9222,6 @@
         <w:tc>
           <w:tcPr>
             <w:tcW w:w="10980" w:type="dxa"/>
-            <w:shd w:val="clear" w:color="auto" w:fill="auto"/>
             <w:vAlign w:val="center"/>
           </w:tcPr>
           <w:p>
@@ -9561,7 +9626,6 @@
         <w:tc>
           <w:tcPr>
             <w:tcW w:w="10980" w:type="dxa"/>
-            <w:shd w:val="clear" w:color="auto" w:fill="auto"/>
             <w:vAlign w:val="center"/>
           </w:tcPr>
           <w:p>
@@ -9767,7 +9831,6 @@
         <w:tc>
           <w:tcPr>
             <w:tcW w:w="10980" w:type="dxa"/>
-            <w:shd w:val="clear" w:color="auto" w:fill="auto"/>
             <w:vAlign w:val="center"/>
           </w:tcPr>
           <w:p>
@@ -10026,7 +10089,6 @@
         <w:tc>
           <w:tcPr>
             <w:tcW w:w="10980" w:type="dxa"/>
-            <w:shd w:val="clear" w:color="auto" w:fill="auto"/>
             <w:vAlign w:val="center"/>
           </w:tcPr>
           <w:p>
@@ -10275,7 +10337,6 @@
         <w:tc>
           <w:tcPr>
             <w:tcW w:w="10980" w:type="dxa"/>
-            <w:shd w:val="clear" w:color="auto" w:fill="auto"/>
             <w:vAlign w:val="center"/>
           </w:tcPr>
           <w:p>
@@ -10662,7 +10723,6 @@
         <w:tc>
           <w:tcPr>
             <w:tcW w:w="10980" w:type="dxa"/>
-            <w:shd w:val="clear" w:color="auto" w:fill="auto"/>
             <w:vAlign w:val="center"/>
           </w:tcPr>
           <w:p>
@@ -11083,7 +11143,6 @@
         <w:tc>
           <w:tcPr>
             <w:tcW w:w="10980" w:type="dxa"/>
-            <w:shd w:val="clear" w:color="auto" w:fill="auto"/>
             <w:vAlign w:val="center"/>
           </w:tcPr>
           <w:p>
@@ -11439,7 +11498,6 @@
         <w:tc>
           <w:tcPr>
             <w:tcW w:w="10980" w:type="dxa"/>
-            <w:shd w:val="clear" w:color="auto" w:fill="auto"/>
             <w:vAlign w:val="center"/>
           </w:tcPr>
           <w:p>
@@ -11595,7 +11653,6 @@
         <w:tc>
           <w:tcPr>
             <w:tcW w:w="10980" w:type="dxa"/>
-            <w:shd w:val="clear" w:color="auto" w:fill="auto"/>
             <w:vAlign w:val="center"/>
           </w:tcPr>
           <w:p>
@@ -11920,7 +11977,6 @@
         <w:tc>
           <w:tcPr>
             <w:tcW w:w="10980" w:type="dxa"/>
-            <w:shd w:val="clear" w:color="auto" w:fill="auto"/>
             <w:vAlign w:val="center"/>
           </w:tcPr>
           <w:p>
@@ -12285,7 +12341,6 @@
         <w:tc>
           <w:tcPr>
             <w:tcW w:w="10980" w:type="dxa"/>
-            <w:shd w:val="clear" w:color="auto" w:fill="auto"/>
             <w:vAlign w:val="center"/>
           </w:tcPr>
           <w:p>
@@ -12566,7 +12621,6 @@
         <w:tc>
           <w:tcPr>
             <w:tcW w:w="10980" w:type="dxa"/>
-            <w:shd w:val="clear" w:color="auto" w:fill="auto"/>
             <w:vAlign w:val="center"/>
           </w:tcPr>
           <w:p>
@@ -12797,7 +12851,6 @@
         <w:tc>
           <w:tcPr>
             <w:tcW w:w="10980" w:type="dxa"/>
-            <w:shd w:val="clear" w:color="auto" w:fill="auto"/>
             <w:vAlign w:val="center"/>
           </w:tcPr>
           <w:p>
@@ -13121,7 +13174,6 @@
         <w:tc>
           <w:tcPr>
             <w:tcW w:w="10980" w:type="dxa"/>
-            <w:shd w:val="clear" w:color="auto" w:fill="auto"/>
             <w:vAlign w:val="center"/>
           </w:tcPr>
           <w:p>
@@ -13396,7 +13448,6 @@
         <w:tc>
           <w:tcPr>
             <w:tcW w:w="10980" w:type="dxa"/>
-            <w:shd w:val="clear" w:color="auto" w:fill="auto"/>
             <w:vAlign w:val="center"/>
           </w:tcPr>
           <w:p>
@@ -13756,7 +13807,6 @@
         <w:tc>
           <w:tcPr>
             <w:tcW w:w="10980" w:type="dxa"/>
-            <w:shd w:val="clear" w:color="auto" w:fill="auto"/>
             <w:vAlign w:val="center"/>
           </w:tcPr>
           <w:p>
@@ -14100,7 +14150,6 @@
         <w:tc>
           <w:tcPr>
             <w:tcW w:w="10980" w:type="dxa"/>
-            <w:shd w:val="clear" w:color="auto" w:fill="auto"/>
             <w:vAlign w:val="center"/>
           </w:tcPr>
           <w:p>
@@ -14506,7 +14555,6 @@
         <w:tc>
           <w:tcPr>
             <w:tcW w:w="10980" w:type="dxa"/>
-            <w:shd w:val="clear" w:color="auto" w:fill="auto"/>
             <w:vAlign w:val="center"/>
           </w:tcPr>
           <w:p>
@@ -14717,7 +14765,6 @@
         <w:tc>
           <w:tcPr>
             <w:tcW w:w="10980" w:type="dxa"/>
-            <w:shd w:val="clear" w:color="auto" w:fill="auto"/>
             <w:vAlign w:val="center"/>
           </w:tcPr>
           <w:p>
@@ -14974,7 +15021,6 @@
         <w:tc>
           <w:tcPr>
             <w:tcW w:w="10980" w:type="dxa"/>
-            <w:shd w:val="clear" w:color="auto" w:fill="auto"/>
             <w:vAlign w:val="center"/>
           </w:tcPr>
           <w:p>
@@ -15272,7 +15318,6 @@
         <w:tc>
           <w:tcPr>
             <w:tcW w:w="10980" w:type="dxa"/>
-            <w:shd w:val="clear" w:color="auto" w:fill="auto"/>
             <w:vAlign w:val="center"/>
           </w:tcPr>
           <w:p>
@@ -15557,7 +15602,6 @@
         <w:tc>
           <w:tcPr>
             <w:tcW w:w="10980" w:type="dxa"/>
-            <w:shd w:val="clear" w:color="auto" w:fill="auto"/>
             <w:vAlign w:val="center"/>
           </w:tcPr>
           <w:p>
@@ -15895,7 +15939,6 @@
         <w:tc>
           <w:tcPr>
             <w:tcW w:w="10980" w:type="dxa"/>
-            <w:shd w:val="clear" w:color="auto" w:fill="auto"/>
             <w:vAlign w:val="center"/>
           </w:tcPr>
           <w:p>
@@ -16252,7 +16295,6 @@
         <w:tc>
           <w:tcPr>
             <w:tcW w:w="10980" w:type="dxa"/>
-            <w:shd w:val="clear" w:color="auto" w:fill="auto"/>
             <w:vAlign w:val="center"/>
           </w:tcPr>
           <w:p>
@@ -16484,7 +16526,6 @@
         <w:tc>
           <w:tcPr>
             <w:tcW w:w="10980" w:type="dxa"/>
-            <w:shd w:val="clear" w:color="auto" w:fill="auto"/>
             <w:vAlign w:val="center"/>
           </w:tcPr>
           <w:p>
@@ -16754,7 +16795,6 @@
         <w:tc>
           <w:tcPr>
             <w:tcW w:w="10980" w:type="dxa"/>
-            <w:shd w:val="clear" w:color="auto" w:fill="auto"/>
             <w:vAlign w:val="center"/>
           </w:tcPr>
           <w:p>
@@ -17098,7 +17138,6 @@
         <w:tc>
           <w:tcPr>
             <w:tcW w:w="10980" w:type="dxa"/>
-            <w:shd w:val="clear" w:color="auto" w:fill="auto"/>
             <w:vAlign w:val="center"/>
           </w:tcPr>
           <w:p>
@@ -17295,7 +17334,6 @@
         <w:tc>
           <w:tcPr>
             <w:tcW w:w="10980" w:type="dxa"/>
-            <w:shd w:val="clear" w:color="auto" w:fill="auto"/>
             <w:vAlign w:val="center"/>
           </w:tcPr>
           <w:p>
@@ -17542,7 +17580,6 @@
         <w:tc>
           <w:tcPr>
             <w:tcW w:w="10980" w:type="dxa"/>
-            <w:shd w:val="clear" w:color="auto" w:fill="auto"/>
             <w:vAlign w:val="center"/>
           </w:tcPr>
           <w:p>
@@ -17803,7 +17840,6 @@
         <w:tc>
           <w:tcPr>
             <w:tcW w:w="10980" w:type="dxa"/>
-            <w:shd w:val="clear" w:color="auto" w:fill="auto"/>
             <w:vAlign w:val="center"/>
           </w:tcPr>
           <w:p>
@@ -18171,7 +18207,6 @@
         <w:tc>
           <w:tcPr>
             <w:tcW w:w="10980" w:type="dxa"/>
-            <w:shd w:val="clear" w:color="auto" w:fill="auto"/>
             <w:vAlign w:val="center"/>
           </w:tcPr>
           <w:p>
@@ -18400,7 +18435,6 @@
         <w:tc>
           <w:tcPr>
             <w:tcW w:w="10980" w:type="dxa"/>
-            <w:shd w:val="clear" w:color="auto" w:fill="auto"/>
             <w:vAlign w:val="center"/>
           </w:tcPr>
           <w:p>
@@ -18727,7 +18761,6 @@
         <w:tc>
           <w:tcPr>
             <w:tcW w:w="10980" w:type="dxa"/>
-            <w:shd w:val="clear" w:color="auto" w:fill="auto"/>
             <w:vAlign w:val="center"/>
           </w:tcPr>
           <w:p>
@@ -19087,7 +19120,6 @@
         <w:tc>
           <w:tcPr>
             <w:tcW w:w="10980" w:type="dxa"/>
-            <w:shd w:val="clear" w:color="auto" w:fill="auto"/>
             <w:vAlign w:val="center"/>
           </w:tcPr>
           <w:p>
@@ -19439,7 +19471,6 @@
         <w:tc>
           <w:tcPr>
             <w:tcW w:w="10980" w:type="dxa"/>
-            <w:shd w:val="clear" w:color="auto" w:fill="auto"/>
             <w:vAlign w:val="center"/>
           </w:tcPr>
           <w:p>
@@ -19760,7 +19791,6 @@
         <w:tc>
           <w:tcPr>
             <w:tcW w:w="10980" w:type="dxa"/>
-            <w:shd w:val="clear" w:color="auto" w:fill="auto"/>
             <w:vAlign w:val="center"/>
           </w:tcPr>
           <w:p>
@@ -20055,7 +20085,6 @@
         <w:tc>
           <w:tcPr>
             <w:tcW w:w="10980" w:type="dxa"/>
-            <w:shd w:val="clear" w:color="auto" w:fill="auto"/>
             <w:vAlign w:val="center"/>
           </w:tcPr>
           <w:p>
@@ -20444,7 +20473,6 @@
         <w:tc>
           <w:tcPr>
             <w:tcW w:w="10980" w:type="dxa"/>
-            <w:shd w:val="clear" w:color="auto" w:fill="auto"/>
             <w:vAlign w:val="center"/>
           </w:tcPr>
           <w:p>
@@ -20717,7 +20745,6 @@
         <w:tc>
           <w:tcPr>
             <w:tcW w:w="10980" w:type="dxa"/>
-            <w:shd w:val="clear" w:color="auto" w:fill="auto"/>
             <w:vAlign w:val="center"/>
           </w:tcPr>
           <w:p>
@@ -20974,7 +21001,6 @@
         <w:tc>
           <w:tcPr>
             <w:tcW w:w="10980" w:type="dxa"/>
-            <w:shd w:val="clear" w:color="auto" w:fill="auto"/>
             <w:vAlign w:val="center"/>
           </w:tcPr>
           <w:p>
@@ -21261,7 +21287,6 @@
         <w:tc>
           <w:tcPr>
             <w:tcW w:w="10980" w:type="dxa"/>
-            <w:shd w:val="clear" w:color="auto" w:fill="auto"/>
             <w:vAlign w:val="center"/>
           </w:tcPr>
           <w:p>
@@ -21528,7 +21553,6 @@
         <w:tc>
           <w:tcPr>
             <w:tcW w:w="10980" w:type="dxa"/>
-            <w:shd w:val="clear" w:color="auto" w:fill="auto"/>
             <w:vAlign w:val="center"/>
           </w:tcPr>
           <w:p>
